--- a/internal_doc/00.项目管理/01.会议纪要/例会纪要_20140324.docx
+++ b/internal_doc/00.项目管理/01.会议纪要/例会纪要_20140324.docx
@@ -123,7 +123,13 @@
               <w:rPr>
                 <w:rFonts w:hint="eastAsia"/>
               </w:rPr>
-              <w:t>许建辉、谭钊波、何嘉文、胡晓军、高胜杰、刘武兴、阮亦邦</w:t>
+              <w:t>许建辉、谭钊波、何嘉文、胡晓军、高胜杰、刘武兴、阮奕</w:t>
+            </w:r>
+            <w:r>
+              <w:rPr>
+                <w:rFonts w:hint="eastAsia"/>
+              </w:rPr>
+              <w:t>邦</w:t>
             </w:r>
           </w:p>
         </w:tc>
@@ -187,11 +193,6 @@
             <w:tcW w:w="6571" w:type="dxa"/>
           </w:tcPr>
           <w:p>
-            <w:pPr>
-              <w:rPr>
-                <w:rFonts w:hint="eastAsia"/>
-              </w:rPr>
-            </w:pPr>
             <w:r>
               <w:rPr>
                 <w:rFonts w:hint="eastAsia"/>
@@ -351,19 +352,61 @@
           <w:tcPr>
             <w:tcW w:w="3369" w:type="dxa"/>
           </w:tcPr>
-          <w:p/>
+          <w:p>
+            <w:pPr>
+              <w:rPr>
+                <w:rFonts w:hint="eastAsia"/>
+              </w:rPr>
+            </w:pPr>
+            <w:proofErr w:type="spellStart"/>
+            <w:r>
+              <w:t>S</w:t>
+            </w:r>
+            <w:r>
+              <w:rPr>
+                <w:rFonts w:hint="eastAsia"/>
+              </w:rPr>
+              <w:t>db</w:t>
+            </w:r>
+            <w:proofErr w:type="spellEnd"/>
+            <w:r>
+              <w:rPr>
+                <w:rFonts w:hint="eastAsia"/>
+              </w:rPr>
+              <w:t>集成详细帮助功能</w:t>
+            </w:r>
+          </w:p>
         </w:tc>
         <w:tc>
           <w:tcPr>
             <w:tcW w:w="850" w:type="dxa"/>
           </w:tcPr>
-          <w:p/>
-        </w:tc>
-        <w:tc>
-          <w:tcPr>
-            <w:tcW w:w="1134" w:type="dxa"/>
-          </w:tcPr>
-          <w:p/>
+          <w:p>
+            <w:pPr>
+              <w:rPr>
+                <w:rFonts w:hint="eastAsia"/>
+              </w:rPr>
+            </w:pPr>
+            <w:r>
+              <w:rPr>
+                <w:rFonts w:hint="eastAsia"/>
+              </w:rPr>
+              <w:t>谭钊波</w:t>
+            </w:r>
+          </w:p>
+        </w:tc>
+        <w:tc>
+          <w:tcPr>
+            <w:tcW w:w="1134" w:type="dxa"/>
+          </w:tcPr>
+          <w:p>
+            <w:r>
+              <w:rPr>
+                <w:rFonts w:hint="eastAsia"/>
+              </w:rPr>
+              <w:t>3-24</w:t>
+            </w:r>
+          </w:p>
         </w:tc>
         <w:tc>
           <w:tcPr>
@@ -383,19 +426,89 @@
           <w:tcPr>
             <w:tcW w:w="3369" w:type="dxa"/>
           </w:tcPr>
-          <w:p/>
+          <w:p>
+            <w:proofErr w:type="spellStart"/>
+            <w:r>
+              <w:t>Y</w:t>
+            </w:r>
+            <w:r>
+              <w:rPr>
+                <w:rFonts w:hint="eastAsia"/>
+              </w:rPr>
+              <w:t>csb</w:t>
+            </w:r>
+            <w:proofErr w:type="spellEnd"/>
+            <w:r>
+              <w:rPr>
+                <w:rFonts w:hint="eastAsia"/>
+              </w:rPr>
+              <w:t xml:space="preserve"> mongo/</w:t>
+            </w:r>
+            <w:proofErr w:type="spellStart"/>
+            <w:r>
+              <w:rPr>
+                <w:rFonts w:hint="eastAsia"/>
+              </w:rPr>
+              <w:t>sequoiadb</w:t>
+            </w:r>
+            <w:proofErr w:type="spellEnd"/>
+            <w:r>
+              <w:rPr>
+                <w:rFonts w:hint="eastAsia"/>
+              </w:rPr>
+              <w:t>/</w:t>
+            </w:r>
+            <w:proofErr w:type="spellStart"/>
+            <w:r>
+              <w:rPr>
+                <w:rFonts w:hint="eastAsia"/>
+              </w:rPr>
+              <w:t>hbase</w:t>
+            </w:r>
+            <w:proofErr w:type="spellEnd"/>
+            <w:r>
+              <w:rPr>
+                <w:rFonts w:hint="eastAsia"/>
+              </w:rPr>
+              <w:t>性能测试对比</w:t>
+            </w:r>
+          </w:p>
         </w:tc>
         <w:tc>
           <w:tcPr>
             <w:tcW w:w="850" w:type="dxa"/>
           </w:tcPr>
-          <w:p/>
-        </w:tc>
-        <w:tc>
-          <w:tcPr>
-            <w:tcW w:w="1134" w:type="dxa"/>
-          </w:tcPr>
-          <w:p/>
+          <w:p>
+            <w:pPr>
+              <w:rPr>
+                <w:rFonts w:hint="eastAsia"/>
+              </w:rPr>
+            </w:pPr>
+            <w:r>
+              <w:rPr>
+                <w:rFonts w:hint="eastAsia"/>
+              </w:rPr>
+              <w:t>王文净</w:t>
+            </w:r>
+          </w:p>
+        </w:tc>
+        <w:tc>
+          <w:tcPr>
+            <w:tcW w:w="1134" w:type="dxa"/>
+          </w:tcPr>
+          <w:p>
+            <w:pPr>
+              <w:rPr>
+                <w:rFonts w:hint="eastAsia"/>
+              </w:rPr>
+            </w:pPr>
+            <w:r>
+              <w:rPr>
+                <w:rFonts w:hint="eastAsia"/>
+              </w:rPr>
+              <w:t>3-24</w:t>
+            </w:r>
+          </w:p>
         </w:tc>
         <w:tc>
           <w:tcPr>
@@ -415,13 +528,567 @@
           <w:tcPr>
             <w:tcW w:w="3369" w:type="dxa"/>
           </w:tcPr>
-          <w:p/>
+          <w:p>
+            <w:pPr>
+              <w:rPr>
+                <w:rFonts w:hint="eastAsia"/>
+              </w:rPr>
+            </w:pPr>
+            <w:r>
+              <w:t>J</w:t>
+            </w:r>
+            <w:r>
+              <w:rPr>
+                <w:rFonts w:hint="eastAsia"/>
+              </w:rPr>
+              <w:t>s</w:t>
+            </w:r>
+            <w:r>
+              <w:rPr>
+                <w:rFonts w:hint="eastAsia"/>
+              </w:rPr>
+              <w:t>网页套件</w:t>
+            </w:r>
+          </w:p>
         </w:tc>
         <w:tc>
           <w:tcPr>
             <w:tcW w:w="850" w:type="dxa"/>
           </w:tcPr>
-          <w:p/>
+          <w:p>
+            <w:pPr>
+              <w:rPr>
+                <w:rFonts w:hint="eastAsia"/>
+              </w:rPr>
+            </w:pPr>
+            <w:r>
+              <w:rPr>
+                <w:rFonts w:hint="eastAsia"/>
+              </w:rPr>
+              <w:t>何嘉文</w:t>
+            </w:r>
+          </w:p>
+          <w:p>
+            <w:pPr>
+              <w:rPr>
+                <w:rFonts w:hint="eastAsia"/>
+              </w:rPr>
+            </w:pPr>
+            <w:r>
+              <w:rPr>
+                <w:rFonts w:hint="eastAsia"/>
+              </w:rPr>
+              <w:t>高胜杰</w:t>
+            </w:r>
+          </w:p>
+        </w:tc>
+        <w:tc>
+          <w:tcPr>
+            <w:tcW w:w="1134" w:type="dxa"/>
+          </w:tcPr>
+          <w:p>
+            <w:r>
+              <w:rPr>
+                <w:rFonts w:hint="eastAsia"/>
+              </w:rPr>
+              <w:t>3-24</w:t>
+            </w:r>
+          </w:p>
+        </w:tc>
+        <w:tc>
+          <w:tcPr>
+            <w:tcW w:w="1134" w:type="dxa"/>
+          </w:tcPr>
+          <w:p/>
+        </w:tc>
+        <w:tc>
+          <w:tcPr>
+            <w:tcW w:w="2035" w:type="dxa"/>
+          </w:tcPr>
+          <w:p/>
+        </w:tc>
+      </w:tr>
+      <w:tr>
+        <w:tc>
+          <w:tcPr>
+            <w:tcW w:w="3369" w:type="dxa"/>
+          </w:tcPr>
+          <w:p>
+            <w:pPr>
+              <w:rPr>
+                <w:rFonts w:hint="eastAsia"/>
+              </w:rPr>
+            </w:pPr>
+            <w:r>
+              <w:t>O</w:t>
+            </w:r>
+            <w:r>
+              <w:rPr>
+                <w:rFonts w:hint="eastAsia"/>
+              </w:rPr>
+              <w:t>m</w:t>
+            </w:r>
+            <w:r>
+              <w:rPr>
+                <w:rFonts w:hint="eastAsia"/>
+              </w:rPr>
+              <w:t>架构设计</w:t>
+            </w:r>
+          </w:p>
+        </w:tc>
+        <w:tc>
+          <w:tcPr>
+            <w:tcW w:w="850" w:type="dxa"/>
+          </w:tcPr>
+          <w:p>
+            <w:pPr>
+              <w:rPr>
+                <w:rFonts w:hint="eastAsia"/>
+              </w:rPr>
+            </w:pPr>
+            <w:r>
+              <w:rPr>
+                <w:rFonts w:hint="eastAsia"/>
+              </w:rPr>
+              <w:t>许建辉</w:t>
+            </w:r>
+          </w:p>
+          <w:p>
+            <w:pPr>
+              <w:rPr>
+                <w:rFonts w:hint="eastAsia"/>
+              </w:rPr>
+            </w:pPr>
+            <w:r>
+              <w:rPr>
+                <w:rFonts w:hint="eastAsia"/>
+              </w:rPr>
+              <w:t>何嘉文</w:t>
+            </w:r>
+          </w:p>
+          <w:p>
+            <w:pPr>
+              <w:rPr>
+                <w:rFonts w:hint="eastAsia"/>
+              </w:rPr>
+            </w:pPr>
+            <w:r>
+              <w:rPr>
+                <w:rFonts w:hint="eastAsia"/>
+              </w:rPr>
+              <w:t>高胜杰</w:t>
+            </w:r>
+          </w:p>
+        </w:tc>
+        <w:tc>
+          <w:tcPr>
+            <w:tcW w:w="1134" w:type="dxa"/>
+          </w:tcPr>
+          <w:p>
+            <w:pPr>
+              <w:rPr>
+                <w:rFonts w:hint="eastAsia"/>
+              </w:rPr>
+            </w:pPr>
+            <w:r>
+              <w:rPr>
+                <w:rFonts w:hint="eastAsia"/>
+              </w:rPr>
+              <w:t>3-24</w:t>
+            </w:r>
+          </w:p>
+        </w:tc>
+        <w:tc>
+          <w:tcPr>
+            <w:tcW w:w="1134" w:type="dxa"/>
+          </w:tcPr>
+          <w:p/>
+        </w:tc>
+        <w:tc>
+          <w:tcPr>
+            <w:tcW w:w="2035" w:type="dxa"/>
+          </w:tcPr>
+          <w:p>
+            <w:pPr>
+              <w:rPr>
+                <w:rFonts w:hint="eastAsia"/>
+              </w:rPr>
+            </w:pPr>
+            <w:r>
+              <w:rPr>
+                <w:rFonts w:hint="eastAsia"/>
+              </w:rPr>
+              <w:t xml:space="preserve">3-28 </w:t>
+            </w:r>
+            <w:r>
+              <w:rPr>
+                <w:rFonts w:hint="eastAsia"/>
+              </w:rPr>
+              <w:t>计划完成需求分析，流程设计和模块设计</w:t>
+            </w:r>
+          </w:p>
+        </w:tc>
+      </w:tr>
+      <w:tr>
+        <w:tc>
+          <w:tcPr>
+            <w:tcW w:w="3369" w:type="dxa"/>
+          </w:tcPr>
+          <w:p>
+            <w:pPr>
+              <w:rPr>
+                <w:rFonts w:hint="eastAsia"/>
+              </w:rPr>
+            </w:pPr>
+            <w:r>
+              <w:rPr>
+                <w:rFonts w:hint="eastAsia"/>
+              </w:rPr>
+              <w:t>事务测试用例补全</w:t>
+            </w:r>
+          </w:p>
+        </w:tc>
+        <w:tc>
+          <w:tcPr>
+            <w:tcW w:w="850" w:type="dxa"/>
+          </w:tcPr>
+          <w:p>
+            <w:r>
+              <w:rPr>
+                <w:rFonts w:hint="eastAsia"/>
+              </w:rPr>
+              <w:t>阮奕邦</w:t>
+            </w:r>
+          </w:p>
+        </w:tc>
+        <w:tc>
+          <w:tcPr>
+            <w:tcW w:w="1134" w:type="dxa"/>
+          </w:tcPr>
+          <w:p>
+            <w:r>
+              <w:rPr>
+                <w:rFonts w:hint="eastAsia"/>
+              </w:rPr>
+              <w:t>3-24</w:t>
+            </w:r>
+          </w:p>
+        </w:tc>
+        <w:tc>
+          <w:tcPr>
+            <w:tcW w:w="1134" w:type="dxa"/>
+          </w:tcPr>
+          <w:p/>
+        </w:tc>
+        <w:tc>
+          <w:tcPr>
+            <w:tcW w:w="2035" w:type="dxa"/>
+          </w:tcPr>
+          <w:p/>
+        </w:tc>
+      </w:tr>
+      <w:tr>
+        <w:tc>
+          <w:tcPr>
+            <w:tcW w:w="3369" w:type="dxa"/>
+          </w:tcPr>
+          <w:p>
+            <w:pPr>
+              <w:rPr>
+                <w:rFonts w:hint="eastAsia"/>
+              </w:rPr>
+            </w:pPr>
+            <w:proofErr w:type="spellStart"/>
+            <w:r>
+              <w:rPr>
+                <w:rFonts w:hint="eastAsia"/>
+              </w:rPr>
+              <w:t>ReplGroup</w:t>
+            </w:r>
+            <w:proofErr w:type="spellEnd"/>
+            <w:r>
+              <w:rPr>
+                <w:rFonts w:hint="eastAsia"/>
+              </w:rPr>
+              <w:t>选主测试</w:t>
+            </w:r>
+          </w:p>
+        </w:tc>
+        <w:tc>
+          <w:tcPr>
+            <w:tcW w:w="850" w:type="dxa"/>
+          </w:tcPr>
+          <w:p>
+            <w:r>
+              <w:rPr>
+                <w:rFonts w:hint="eastAsia"/>
+              </w:rPr>
+              <w:t>刘武兴</w:t>
+            </w:r>
+          </w:p>
+        </w:tc>
+        <w:tc>
+          <w:tcPr>
+            <w:tcW w:w="1134" w:type="dxa"/>
+          </w:tcPr>
+          <w:p>
+            <w:r>
+              <w:rPr>
+                <w:rFonts w:hint="eastAsia"/>
+              </w:rPr>
+              <w:t>3-24</w:t>
+            </w:r>
+          </w:p>
+        </w:tc>
+        <w:tc>
+          <w:tcPr>
+            <w:tcW w:w="1134" w:type="dxa"/>
+          </w:tcPr>
+          <w:p/>
+        </w:tc>
+        <w:tc>
+          <w:tcPr>
+            <w:tcW w:w="2035" w:type="dxa"/>
+          </w:tcPr>
+          <w:p/>
+        </w:tc>
+      </w:tr>
+      <w:tr>
+        <w:tc>
+          <w:tcPr>
+            <w:tcW w:w="3369" w:type="dxa"/>
+          </w:tcPr>
+          <w:p>
+            <w:pPr>
+              <w:rPr>
+                <w:rFonts w:hint="eastAsia"/>
+              </w:rPr>
+            </w:pPr>
+            <w:proofErr w:type="spellStart"/>
+            <w:r>
+              <w:t>S</w:t>
+            </w:r>
+            <w:r>
+              <w:rPr>
+                <w:rFonts w:hint="eastAsia"/>
+              </w:rPr>
+              <w:t>db</w:t>
+            </w:r>
+            <w:proofErr w:type="spellEnd"/>
+            <w:r>
+              <w:rPr>
+                <w:rFonts w:hint="eastAsia"/>
+              </w:rPr>
+              <w:t xml:space="preserve"> support</w:t>
+            </w:r>
+            <w:r>
+              <w:rPr>
+                <w:rFonts w:hint="eastAsia"/>
+              </w:rPr>
+              <w:t>修复</w:t>
+            </w:r>
+            <w:r>
+              <w:rPr>
+                <w:rFonts w:hint="eastAsia"/>
+              </w:rPr>
+              <w:t>bug</w:t>
+            </w:r>
+          </w:p>
+        </w:tc>
+        <w:tc>
+          <w:tcPr>
+            <w:tcW w:w="850" w:type="dxa"/>
+          </w:tcPr>
+          <w:p>
+            <w:pPr>
+              <w:rPr>
+                <w:rFonts w:hint="eastAsia"/>
+              </w:rPr>
+            </w:pPr>
+            <w:r>
+              <w:rPr>
+                <w:rFonts w:hint="eastAsia"/>
+              </w:rPr>
+              <w:t>胡晓军</w:t>
+            </w:r>
+          </w:p>
+        </w:tc>
+        <w:tc>
+          <w:tcPr>
+            <w:tcW w:w="1134" w:type="dxa"/>
+          </w:tcPr>
+          <w:p>
+            <w:pPr>
+              <w:rPr>
+                <w:rFonts w:hint="eastAsia"/>
+              </w:rPr>
+            </w:pPr>
+            <w:r>
+              <w:rPr>
+                <w:rFonts w:hint="eastAsia"/>
+              </w:rPr>
+              <w:t>3-24</w:t>
+            </w:r>
+          </w:p>
+        </w:tc>
+        <w:tc>
+          <w:tcPr>
+            <w:tcW w:w="1134" w:type="dxa"/>
+          </w:tcPr>
+          <w:p/>
+        </w:tc>
+        <w:tc>
+          <w:tcPr>
+            <w:tcW w:w="2035" w:type="dxa"/>
+          </w:tcPr>
+          <w:p/>
+        </w:tc>
+      </w:tr>
+      <w:tr>
+        <w:tc>
+          <w:tcPr>
+            <w:tcW w:w="3369" w:type="dxa"/>
+          </w:tcPr>
+          <w:p>
+            <w:pPr>
+              <w:rPr>
+                <w:rFonts w:hint="eastAsia"/>
+              </w:rPr>
+            </w:pPr>
+            <w:r>
+              <w:rPr>
+                <w:rFonts w:hint="eastAsia"/>
+              </w:rPr>
+              <w:t>纵向分区表排序优化测试</w:t>
+            </w:r>
+          </w:p>
+        </w:tc>
+        <w:tc>
+          <w:tcPr>
+            <w:tcW w:w="850" w:type="dxa"/>
+          </w:tcPr>
+          <w:p>
+            <w:r>
+              <w:rPr>
+                <w:rFonts w:hint="eastAsia"/>
+              </w:rPr>
+              <w:t>胡晓军</w:t>
+            </w:r>
+          </w:p>
+        </w:tc>
+        <w:tc>
+          <w:tcPr>
+            <w:tcW w:w="1134" w:type="dxa"/>
+          </w:tcPr>
+          <w:p>
+            <w:r>
+              <w:rPr>
+                <w:rFonts w:hint="eastAsia"/>
+              </w:rPr>
+              <w:t>3-24</w:t>
+            </w:r>
+          </w:p>
+        </w:tc>
+        <w:tc>
+          <w:tcPr>
+            <w:tcW w:w="1134" w:type="dxa"/>
+          </w:tcPr>
+          <w:p/>
+        </w:tc>
+        <w:tc>
+          <w:tcPr>
+            <w:tcW w:w="2035" w:type="dxa"/>
+          </w:tcPr>
+          <w:p/>
+        </w:tc>
+      </w:tr>
+      <w:tr>
+        <w:tc>
+          <w:tcPr>
+            <w:tcW w:w="3369" w:type="dxa"/>
+          </w:tcPr>
+          <w:p>
+            <w:pPr>
+              <w:rPr>
+                <w:rFonts w:hint="eastAsia"/>
+              </w:rPr>
+            </w:pPr>
+            <w:r>
+              <w:rPr>
+                <w:rFonts w:hint="eastAsia"/>
+              </w:rPr>
+              <w:t>正则表达式匹配索引优化</w:t>
+            </w:r>
+          </w:p>
+        </w:tc>
+        <w:tc>
+          <w:tcPr>
+            <w:tcW w:w="850" w:type="dxa"/>
+          </w:tcPr>
+          <w:p>
+            <w:pPr>
+              <w:rPr>
+                <w:rFonts w:hint="eastAsia"/>
+              </w:rPr>
+            </w:pPr>
+            <w:r>
+              <w:rPr>
+                <w:rFonts w:hint="eastAsia"/>
+              </w:rPr>
+              <w:t>许建辉</w:t>
+            </w:r>
+          </w:p>
+        </w:tc>
+        <w:tc>
+          <w:tcPr>
+            <w:tcW w:w="1134" w:type="dxa"/>
+          </w:tcPr>
+          <w:p>
+            <w:r>
+              <w:rPr>
+                <w:rFonts w:hint="eastAsia"/>
+              </w:rPr>
+              <w:t>3-24</w:t>
+            </w:r>
+          </w:p>
+        </w:tc>
+        <w:tc>
+          <w:tcPr>
+            <w:tcW w:w="1134" w:type="dxa"/>
+          </w:tcPr>
+          <w:p/>
+        </w:tc>
+        <w:tc>
+          <w:tcPr>
+            <w:tcW w:w="2035" w:type="dxa"/>
+          </w:tcPr>
+          <w:p/>
+        </w:tc>
+      </w:tr>
+      <w:tr>
+        <w:tc>
+          <w:tcPr>
+            <w:tcW w:w="3369" w:type="dxa"/>
+          </w:tcPr>
+          <w:p>
+            <w:pPr>
+              <w:rPr>
+                <w:rFonts w:hint="eastAsia"/>
+              </w:rPr>
+            </w:pPr>
+          </w:p>
+        </w:tc>
+        <w:tc>
+          <w:tcPr>
+            <w:tcW w:w="850" w:type="dxa"/>
+          </w:tcPr>
+          <w:p>
+            <w:pPr>
+              <w:rPr>
+                <w:rFonts w:hint="eastAsia"/>
+              </w:rPr>
+            </w:pPr>
+          </w:p>
         </w:tc>
         <w:tc>
           <w:tcPr>
@@ -528,7 +1195,13 @@
           <w:tcPr>
             <w:tcW w:w="3369" w:type="dxa"/>
           </w:tcPr>
-          <w:p/>
+          <w:p>
+            <w:pPr>
+              <w:rPr>
+                <w:rFonts w:hint="eastAsia"/>
+              </w:rPr>
+            </w:pPr>
+          </w:p>
         </w:tc>
         <w:tc>
           <w:tcPr>
@@ -572,7 +1245,43 @@
         <w:t>分钟）</w:t>
       </w:r>
     </w:p>
-    <w:p/>
+    <w:p>
+      <w:pPr>
+        <w:rPr>
+          <w:rFonts w:hint="eastAsia"/>
+        </w:rPr>
+      </w:pPr>
+      <w:proofErr w:type="spellStart"/>
+      <w:r>
+        <w:t>Y</w:t>
+      </w:r>
+      <w:r>
+        <w:rPr>
+          <w:rFonts w:hint="eastAsia"/>
+        </w:rPr>
+        <w:t>csb</w:t>
+      </w:r>
+      <w:proofErr w:type="spellEnd"/>
+      <w:r>
+        <w:rPr>
+          <w:rFonts w:hint="eastAsia"/>
+        </w:rPr>
+        <w:t>介绍</w:t>
+      </w:r>
+      <w:r>
+        <w:rPr>
+          <w:rFonts w:hint="eastAsia"/>
+        </w:rPr>
+        <w:t>（王文静）</w:t>
+      </w:r>
+    </w:p>
+    <w:p>
+      <w:pPr>
+        <w:rPr>
+          <w:rFonts w:hint="eastAsia"/>
+        </w:rPr>
+      </w:pPr>
+    </w:p>
     <w:sectPr>
       <w:pgSz w:w="11906" w:h="16838"/>
       <w:pgMar w:top="1440" w:right="1800" w:bottom="1440" w:left="1800" w:header="851" w:footer="992" w:gutter="0"/>
